--- a/Testing_v02.docx
+++ b/Testing_v02.docx
@@ -4,6 +4,29 @@
   <w:body>
     <w:p>
       <w:pPr>
+        <w:ind w:left="720" w:hanging="360"/>
+        <w:rPr>
+          <w:sz w:val="28"/>
+          <w:szCs w:val="28"/>
+        </w:rPr>
+      </w:pPr>
+      <w:r>
+        <w:rPr>
+          <w:sz w:val="28"/>
+          <w:szCs w:val="28"/>
+        </w:rPr>
+        <w:t>v0.</w:t>
+      </w:r>
+      <w:r>
+        <w:rPr>
+          <w:sz w:val="28"/>
+          <w:szCs w:val="28"/>
+        </w:rPr>
+        <w:t>2 Testing</w:t>
+      </w:r>
+    </w:p>
+    <w:p>
+      <w:pPr>
         <w:pStyle w:val="ListParagraph"/>
         <w:numPr>
           <w:ilvl w:val="0"/>
@@ -19,14 +42,44 @@
           <w:sz w:val="28"/>
           <w:szCs w:val="28"/>
         </w:rPr>
-        <w:t>Tested using VS pre-programmed optimisation tool “</w:t>
+        <w:t xml:space="preserve">Tested using VS </w:t>
       </w:r>
       <w:r>
         <w:rPr>
           <w:sz w:val="28"/>
           <w:szCs w:val="28"/>
         </w:rPr>
-        <w:t>Ox Optimisations (favors speed)</w:t>
+        <w:t xml:space="preserve">built-in </w:t>
+      </w:r>
+      <w:r>
+        <w:rPr>
+          <w:sz w:val="28"/>
+          <w:szCs w:val="28"/>
+        </w:rPr>
+        <w:t>optimisation tool “</w:t>
+      </w:r>
+      <w:r>
+        <w:rPr>
+          <w:sz w:val="28"/>
+          <w:szCs w:val="28"/>
+        </w:rPr>
+        <w:t>Ox Optimisations (</w:t>
+      </w:r>
+      <w:proofErr w:type="spellStart"/>
+      <w:r>
+        <w:rPr>
+          <w:sz w:val="28"/>
+          <w:szCs w:val="28"/>
+        </w:rPr>
+        <w:t>favors</w:t>
+      </w:r>
+      <w:proofErr w:type="spellEnd"/>
+      <w:r>
+        <w:rPr>
+          <w:sz w:val="28"/>
+          <w:szCs w:val="28"/>
+        </w:rPr>
+        <w:t xml:space="preserve"> speed)</w:t>
       </w:r>
       <w:r>
         <w:rPr>
@@ -38,325 +91,840 @@
     </w:p>
     <w:p>
       <w:pPr>
-        <w:ind w:left="360"/>
+        <w:pStyle w:val="ListParagraph"/>
+        <w:numPr>
+          <w:ilvl w:val="0"/>
+          <w:numId w:val="2"/>
+        </w:numPr>
         <w:rPr>
           <w:sz w:val="28"/>
           <w:szCs w:val="28"/>
         </w:rPr>
       </w:pPr>
+      <w:r>
+        <w:rPr>
+          <w:sz w:val="28"/>
+          <w:szCs w:val="28"/>
+        </w:rPr>
+        <w:t>Personal computer on max CPU settings &amp; no other programs running.</w:t>
+      </w:r>
+    </w:p>
+    <w:p>
+      <w:pPr>
+        <w:pStyle w:val="ListParagraph"/>
+        <w:rPr>
+          <w:sz w:val="28"/>
+          <w:szCs w:val="28"/>
+        </w:rPr>
+      </w:pPr>
+    </w:p>
+    <w:p>
+      <w:pPr>
+        <w:rPr>
+          <w:b/>
+          <w:bCs/>
+          <w:sz w:val="32"/>
+          <w:szCs w:val="32"/>
+        </w:rPr>
+      </w:pPr>
+      <w:r>
+        <w:rPr>
+          <w:b/>
+          <w:bCs/>
+          <w:sz w:val="32"/>
+          <w:szCs w:val="32"/>
+        </w:rPr>
+        <w:t>Case</w:t>
+      </w:r>
+      <w:r>
+        <w:rPr>
+          <w:b/>
+          <w:bCs/>
+          <w:sz w:val="32"/>
+          <w:szCs w:val="32"/>
+        </w:rPr>
+        <w:t>1</w:t>
+      </w:r>
+      <w:r>
+        <w:rPr>
+          <w:b/>
+          <w:bCs/>
+          <w:sz w:val="32"/>
+          <w:szCs w:val="32"/>
+        </w:rPr>
+        <w:t>:</w:t>
+      </w:r>
+    </w:p>
+    <w:p>
+      <w:pPr>
+        <w:rPr>
+          <w:sz w:val="28"/>
+          <w:szCs w:val="28"/>
+        </w:rPr>
+      </w:pPr>
+      <w:r>
+        <w:rPr>
+          <w:sz w:val="28"/>
+          <w:szCs w:val="28"/>
+        </w:rPr>
+        <w:t>Measuring the seconds passed after beginning to read different given files</w:t>
+      </w:r>
+      <w:r>
+        <w:rPr>
+          <w:sz w:val="28"/>
+          <w:szCs w:val="28"/>
+        </w:rPr>
+        <w:t>.</w:t>
+      </w:r>
     </w:p>
     <w:tbl>
       <w:tblPr>
         <w:tblStyle w:val="TableGrid"/>
-        <w:tblW w:w="0" w:type="auto"/>
-        <w:tblInd w:w="360" w:type="dxa"/>
+        <w:tblW w:w="8296" w:type="dxa"/>
+        <w:jc w:val="center"/>
         <w:tblLook w:val="04A0" w:firstRow="1" w:lastRow="0" w:firstColumn="1" w:lastColumn="0" w:noHBand="0" w:noVBand="1"/>
       </w:tblPr>
       <w:tblGrid>
-        <w:gridCol w:w="2197"/>
+        <w:gridCol w:w="1436"/>
+        <w:gridCol w:w="2142"/>
         <w:gridCol w:w="2284"/>
         <w:gridCol w:w="2434"/>
-        <w:gridCol w:w="1741"/>
       </w:tblGrid>
       <w:tr>
-        <w:tc>
-          <w:tcPr>
-            <w:tcW w:w="2254" w:type="dxa"/>
-          </w:tcPr>
-          <w:p>
-            <w:pPr>
-              <w:rPr>
-                <w:sz w:val="28"/>
-                <w:szCs w:val="28"/>
-              </w:rPr>
-            </w:pPr>
-            <w:r>
-              <w:rPr>
-                <w:sz w:val="28"/>
-                <w:szCs w:val="28"/>
-              </w:rPr>
-              <w:t>Studentai10000</w:t>
-            </w:r>
-          </w:p>
-        </w:tc>
-        <w:tc>
-          <w:tcPr>
-            <w:tcW w:w="2254" w:type="dxa"/>
-          </w:tcPr>
-          <w:p>
-            <w:pPr>
-              <w:rPr>
-                <w:sz w:val="28"/>
-                <w:szCs w:val="28"/>
-              </w:rPr>
-            </w:pPr>
-            <w:r>
-              <w:rPr>
-                <w:sz w:val="28"/>
-                <w:szCs w:val="28"/>
-              </w:rPr>
-              <w:t>Studentai100000</w:t>
-            </w:r>
-          </w:p>
-        </w:tc>
-        <w:tc>
-          <w:tcPr>
-            <w:tcW w:w="2254" w:type="dxa"/>
-          </w:tcPr>
-          <w:p>
-            <w:pPr>
-              <w:rPr>
-                <w:sz w:val="28"/>
-                <w:szCs w:val="28"/>
-              </w:rPr>
-            </w:pPr>
-            <w:r>
-              <w:rPr>
-                <w:sz w:val="28"/>
-                <w:szCs w:val="28"/>
-              </w:rPr>
-              <w:t>Studentai1000000</w:t>
-            </w:r>
-          </w:p>
-        </w:tc>
-        <w:tc>
-          <w:tcPr>
-            <w:tcW w:w="2254" w:type="dxa"/>
-          </w:tcPr>
-          <w:p>
-            <w:pPr>
-              <w:rPr>
-                <w:sz w:val="28"/>
-                <w:szCs w:val="28"/>
-              </w:rPr>
-            </w:pPr>
-            <w:r>
-              <w:rPr>
-                <w:sz w:val="28"/>
-                <w:szCs w:val="28"/>
-              </w:rPr>
-              <w:t>Vidurkis (s)</w:t>
+        <w:trPr>
+          <w:jc w:val="center"/>
+        </w:trPr>
+        <w:tc>
+          <w:tcPr>
+            <w:tcW w:w="1436" w:type="dxa"/>
+            <w:shd w:val="clear" w:color="auto" w:fill="F2F2F2" w:themeFill="background1" w:themeFillShade="F2"/>
+          </w:tcPr>
+          <w:p>
+            <w:pPr>
+              <w:rPr>
+                <w:sz w:val="28"/>
+                <w:szCs w:val="28"/>
+              </w:rPr>
+            </w:pPr>
+          </w:p>
+        </w:tc>
+        <w:tc>
+          <w:tcPr>
+            <w:tcW w:w="2142" w:type="dxa"/>
+            <w:shd w:val="clear" w:color="auto" w:fill="F2F2F2" w:themeFill="background1" w:themeFillShade="F2"/>
+            <w:vAlign w:val="center"/>
+          </w:tcPr>
+          <w:p>
+            <w:pPr>
+              <w:jc w:val="center"/>
+              <w:rPr>
+                <w:sz w:val="28"/>
+                <w:szCs w:val="28"/>
+              </w:rPr>
+            </w:pPr>
+            <w:r>
+              <w:rPr>
+                <w:sz w:val="28"/>
+                <w:szCs w:val="28"/>
+              </w:rPr>
+              <w:t>10000</w:t>
+            </w:r>
+          </w:p>
+        </w:tc>
+        <w:tc>
+          <w:tcPr>
+            <w:tcW w:w="2284" w:type="dxa"/>
+            <w:shd w:val="clear" w:color="auto" w:fill="F2F2F2" w:themeFill="background1" w:themeFillShade="F2"/>
+            <w:vAlign w:val="center"/>
+          </w:tcPr>
+          <w:p>
+            <w:pPr>
+              <w:jc w:val="center"/>
+              <w:rPr>
+                <w:sz w:val="28"/>
+                <w:szCs w:val="28"/>
+              </w:rPr>
+            </w:pPr>
+            <w:r>
+              <w:rPr>
+                <w:sz w:val="28"/>
+                <w:szCs w:val="28"/>
+              </w:rPr>
+              <w:t>100000</w:t>
+            </w:r>
+          </w:p>
+        </w:tc>
+        <w:tc>
+          <w:tcPr>
+            <w:tcW w:w="2434" w:type="dxa"/>
+            <w:shd w:val="clear" w:color="auto" w:fill="F2F2F2" w:themeFill="background1" w:themeFillShade="F2"/>
+            <w:vAlign w:val="center"/>
+          </w:tcPr>
+          <w:p>
+            <w:pPr>
+              <w:jc w:val="center"/>
+              <w:rPr>
+                <w:sz w:val="28"/>
+                <w:szCs w:val="28"/>
+              </w:rPr>
+            </w:pPr>
+            <w:r>
+              <w:rPr>
+                <w:sz w:val="28"/>
+                <w:szCs w:val="28"/>
+              </w:rPr>
+              <w:t>1000000 (1mln.)</w:t>
             </w:r>
           </w:p>
         </w:tc>
       </w:tr>
       <w:tr>
-        <w:tc>
-          <w:tcPr>
-            <w:tcW w:w="2254" w:type="dxa"/>
-          </w:tcPr>
-          <w:p>
-            <w:pPr>
-              <w:rPr>
-                <w:sz w:val="28"/>
-                <w:szCs w:val="28"/>
-              </w:rPr>
-            </w:pPr>
-          </w:p>
-        </w:tc>
-        <w:tc>
-          <w:tcPr>
-            <w:tcW w:w="2254" w:type="dxa"/>
-          </w:tcPr>
-          <w:p>
-            <w:pPr>
-              <w:rPr>
-                <w:sz w:val="28"/>
-                <w:szCs w:val="28"/>
-              </w:rPr>
-            </w:pPr>
-          </w:p>
-        </w:tc>
-        <w:tc>
-          <w:tcPr>
-            <w:tcW w:w="2254" w:type="dxa"/>
-          </w:tcPr>
-          <w:p>
-            <w:pPr>
-              <w:rPr>
-                <w:sz w:val="28"/>
-                <w:szCs w:val="28"/>
-              </w:rPr>
-            </w:pPr>
-          </w:p>
-        </w:tc>
-        <w:tc>
-          <w:tcPr>
-            <w:tcW w:w="2254" w:type="dxa"/>
-          </w:tcPr>
-          <w:p>
-            <w:pPr>
-              <w:rPr>
-                <w:sz w:val="28"/>
-                <w:szCs w:val="28"/>
-              </w:rPr>
-            </w:pPr>
+        <w:trPr>
+          <w:jc w:val="center"/>
+        </w:trPr>
+        <w:tc>
+          <w:tcPr>
+            <w:tcW w:w="1436" w:type="dxa"/>
+          </w:tcPr>
+          <w:p>
+            <w:pPr>
+              <w:rPr>
+                <w:sz w:val="28"/>
+                <w:szCs w:val="28"/>
+              </w:rPr>
+            </w:pPr>
+            <w:r>
+              <w:rPr>
+                <w:sz w:val="28"/>
+                <w:szCs w:val="28"/>
+              </w:rPr>
+              <w:t>1.</w:t>
+            </w:r>
+          </w:p>
+        </w:tc>
+        <w:tc>
+          <w:tcPr>
+            <w:tcW w:w="2142" w:type="dxa"/>
+            <w:shd w:val="clear" w:color="auto" w:fill="D9F2D0" w:themeFill="accent6" w:themeFillTint="33"/>
+            <w:vAlign w:val="center"/>
+          </w:tcPr>
+          <w:p>
+            <w:pPr>
+              <w:jc w:val="center"/>
+              <w:rPr>
+                <w:sz w:val="28"/>
+                <w:szCs w:val="28"/>
+              </w:rPr>
+            </w:pPr>
+            <w:r>
+              <w:rPr>
+                <w:sz w:val="28"/>
+                <w:szCs w:val="28"/>
+              </w:rPr>
+              <w:t>0.0478s</w:t>
+            </w:r>
+          </w:p>
+        </w:tc>
+        <w:tc>
+          <w:tcPr>
+            <w:tcW w:w="2284" w:type="dxa"/>
+            <w:vAlign w:val="center"/>
+          </w:tcPr>
+          <w:p>
+            <w:pPr>
+              <w:jc w:val="center"/>
+              <w:rPr>
+                <w:sz w:val="28"/>
+                <w:szCs w:val="28"/>
+              </w:rPr>
+            </w:pPr>
+            <w:r>
+              <w:rPr>
+                <w:sz w:val="28"/>
+                <w:szCs w:val="28"/>
+              </w:rPr>
+              <w:t>0.619s</w:t>
+            </w:r>
+          </w:p>
+        </w:tc>
+        <w:tc>
+          <w:tcPr>
+            <w:tcW w:w="2434" w:type="dxa"/>
+            <w:vAlign w:val="center"/>
+          </w:tcPr>
+          <w:p>
+            <w:pPr>
+              <w:jc w:val="center"/>
+              <w:rPr>
+                <w:sz w:val="28"/>
+                <w:szCs w:val="28"/>
+              </w:rPr>
+            </w:pPr>
+            <w:r>
+              <w:rPr>
+                <w:sz w:val="28"/>
+                <w:szCs w:val="28"/>
+              </w:rPr>
+              <w:t>2.965s</w:t>
+            </w:r>
           </w:p>
         </w:tc>
       </w:tr>
       <w:tr>
-        <w:tc>
-          <w:tcPr>
-            <w:tcW w:w="2254" w:type="dxa"/>
-          </w:tcPr>
-          <w:p>
-            <w:pPr>
-              <w:rPr>
-                <w:sz w:val="28"/>
-                <w:szCs w:val="28"/>
-              </w:rPr>
-            </w:pPr>
-          </w:p>
-        </w:tc>
-        <w:tc>
-          <w:tcPr>
-            <w:tcW w:w="2254" w:type="dxa"/>
-          </w:tcPr>
-          <w:p>
-            <w:pPr>
-              <w:rPr>
-                <w:sz w:val="28"/>
-                <w:szCs w:val="28"/>
-              </w:rPr>
-            </w:pPr>
-          </w:p>
-        </w:tc>
-        <w:tc>
-          <w:tcPr>
-            <w:tcW w:w="2254" w:type="dxa"/>
-          </w:tcPr>
-          <w:p>
-            <w:pPr>
-              <w:rPr>
-                <w:sz w:val="28"/>
-                <w:szCs w:val="28"/>
-              </w:rPr>
-            </w:pPr>
-          </w:p>
-        </w:tc>
-        <w:tc>
-          <w:tcPr>
-            <w:tcW w:w="2254" w:type="dxa"/>
-          </w:tcPr>
-          <w:p>
-            <w:pPr>
-              <w:rPr>
-                <w:sz w:val="28"/>
-                <w:szCs w:val="28"/>
-              </w:rPr>
-            </w:pPr>
+        <w:trPr>
+          <w:jc w:val="center"/>
+        </w:trPr>
+        <w:tc>
+          <w:tcPr>
+            <w:tcW w:w="1436" w:type="dxa"/>
+          </w:tcPr>
+          <w:p>
+            <w:pPr>
+              <w:rPr>
+                <w:sz w:val="28"/>
+                <w:szCs w:val="28"/>
+              </w:rPr>
+            </w:pPr>
+            <w:r>
+              <w:rPr>
+                <w:sz w:val="28"/>
+                <w:szCs w:val="28"/>
+              </w:rPr>
+              <w:t>2.</w:t>
+            </w:r>
+          </w:p>
+        </w:tc>
+        <w:tc>
+          <w:tcPr>
+            <w:tcW w:w="2142" w:type="dxa"/>
+            <w:vAlign w:val="center"/>
+          </w:tcPr>
+          <w:p>
+            <w:pPr>
+              <w:jc w:val="center"/>
+              <w:rPr>
+                <w:sz w:val="28"/>
+                <w:szCs w:val="28"/>
+              </w:rPr>
+            </w:pPr>
+            <w:r>
+              <w:rPr>
+                <w:sz w:val="28"/>
+                <w:szCs w:val="28"/>
+              </w:rPr>
+              <w:t>0.0489s</w:t>
+            </w:r>
+          </w:p>
+        </w:tc>
+        <w:tc>
+          <w:tcPr>
+            <w:tcW w:w="2284" w:type="dxa"/>
+            <w:vAlign w:val="center"/>
+          </w:tcPr>
+          <w:p>
+            <w:pPr>
+              <w:jc w:val="center"/>
+              <w:rPr>
+                <w:sz w:val="28"/>
+                <w:szCs w:val="28"/>
+              </w:rPr>
+            </w:pPr>
+            <w:r>
+              <w:rPr>
+                <w:sz w:val="28"/>
+                <w:szCs w:val="28"/>
+              </w:rPr>
+              <w:t>0.616s</w:t>
+            </w:r>
+          </w:p>
+        </w:tc>
+        <w:tc>
+          <w:tcPr>
+            <w:tcW w:w="2434" w:type="dxa"/>
+            <w:shd w:val="clear" w:color="auto" w:fill="D9F2D0" w:themeFill="accent6" w:themeFillTint="33"/>
+            <w:vAlign w:val="center"/>
+          </w:tcPr>
+          <w:p>
+            <w:pPr>
+              <w:jc w:val="center"/>
+              <w:rPr>
+                <w:sz w:val="28"/>
+                <w:szCs w:val="28"/>
+              </w:rPr>
+            </w:pPr>
+            <w:r>
+              <w:rPr>
+                <w:sz w:val="28"/>
+                <w:szCs w:val="28"/>
+              </w:rPr>
+              <w:t>2.894s</w:t>
+            </w:r>
           </w:p>
         </w:tc>
       </w:tr>
       <w:tr>
-        <w:tc>
-          <w:tcPr>
-            <w:tcW w:w="2254" w:type="dxa"/>
-          </w:tcPr>
-          <w:p>
-            <w:pPr>
-              <w:rPr>
-                <w:sz w:val="28"/>
-                <w:szCs w:val="28"/>
-              </w:rPr>
-            </w:pPr>
-          </w:p>
-        </w:tc>
-        <w:tc>
-          <w:tcPr>
-            <w:tcW w:w="2254" w:type="dxa"/>
-          </w:tcPr>
-          <w:p>
-            <w:pPr>
-              <w:rPr>
-                <w:sz w:val="28"/>
-                <w:szCs w:val="28"/>
-              </w:rPr>
-            </w:pPr>
-          </w:p>
-        </w:tc>
-        <w:tc>
-          <w:tcPr>
-            <w:tcW w:w="2254" w:type="dxa"/>
-          </w:tcPr>
-          <w:p>
-            <w:pPr>
-              <w:rPr>
-                <w:sz w:val="28"/>
-                <w:szCs w:val="28"/>
-              </w:rPr>
-            </w:pPr>
-          </w:p>
-        </w:tc>
-        <w:tc>
-          <w:tcPr>
-            <w:tcW w:w="2254" w:type="dxa"/>
-          </w:tcPr>
-          <w:p>
-            <w:pPr>
-              <w:rPr>
-                <w:sz w:val="28"/>
-                <w:szCs w:val="28"/>
-              </w:rPr>
-            </w:pPr>
+        <w:trPr>
+          <w:jc w:val="center"/>
+        </w:trPr>
+        <w:tc>
+          <w:tcPr>
+            <w:tcW w:w="1436" w:type="dxa"/>
+          </w:tcPr>
+          <w:p>
+            <w:pPr>
+              <w:rPr>
+                <w:sz w:val="28"/>
+                <w:szCs w:val="28"/>
+              </w:rPr>
+            </w:pPr>
+            <w:r>
+              <w:rPr>
+                <w:sz w:val="28"/>
+                <w:szCs w:val="28"/>
+              </w:rPr>
+              <w:t>3.</w:t>
+            </w:r>
+          </w:p>
+        </w:tc>
+        <w:tc>
+          <w:tcPr>
+            <w:tcW w:w="2142" w:type="dxa"/>
+            <w:shd w:val="clear" w:color="auto" w:fill="D9F2D0" w:themeFill="accent6" w:themeFillTint="33"/>
+            <w:vAlign w:val="center"/>
+          </w:tcPr>
+          <w:p>
+            <w:pPr>
+              <w:jc w:val="center"/>
+              <w:rPr>
+                <w:sz w:val="28"/>
+                <w:szCs w:val="28"/>
+              </w:rPr>
+            </w:pPr>
+            <w:r>
+              <w:rPr>
+                <w:sz w:val="28"/>
+                <w:szCs w:val="28"/>
+              </w:rPr>
+              <w:t>0.0478s</w:t>
+            </w:r>
+          </w:p>
+        </w:tc>
+        <w:tc>
+          <w:tcPr>
+            <w:tcW w:w="2284" w:type="dxa"/>
+            <w:vAlign w:val="center"/>
+          </w:tcPr>
+          <w:p>
+            <w:pPr>
+              <w:jc w:val="center"/>
+              <w:rPr>
+                <w:sz w:val="28"/>
+                <w:szCs w:val="28"/>
+              </w:rPr>
+            </w:pPr>
+            <w:r>
+              <w:rPr>
+                <w:sz w:val="28"/>
+                <w:szCs w:val="28"/>
+              </w:rPr>
+              <w:t>0.647s</w:t>
+            </w:r>
+          </w:p>
+        </w:tc>
+        <w:tc>
+          <w:tcPr>
+            <w:tcW w:w="2434" w:type="dxa"/>
+            <w:vAlign w:val="center"/>
+          </w:tcPr>
+          <w:p>
+            <w:pPr>
+              <w:jc w:val="center"/>
+              <w:rPr>
+                <w:sz w:val="28"/>
+                <w:szCs w:val="28"/>
+              </w:rPr>
+            </w:pPr>
+            <w:r>
+              <w:rPr>
+                <w:sz w:val="28"/>
+                <w:szCs w:val="28"/>
+              </w:rPr>
+              <w:t>2.983s</w:t>
+            </w:r>
           </w:p>
         </w:tc>
       </w:tr>
       <w:tr>
-        <w:tc>
-          <w:tcPr>
-            <w:tcW w:w="2254" w:type="dxa"/>
-          </w:tcPr>
-          <w:p>
-            <w:pPr>
-              <w:rPr>
-                <w:sz w:val="28"/>
-                <w:szCs w:val="28"/>
-              </w:rPr>
-            </w:pPr>
-          </w:p>
-        </w:tc>
-        <w:tc>
-          <w:tcPr>
-            <w:tcW w:w="2254" w:type="dxa"/>
-          </w:tcPr>
-          <w:p>
-            <w:pPr>
-              <w:rPr>
-                <w:sz w:val="28"/>
-                <w:szCs w:val="28"/>
-              </w:rPr>
-            </w:pPr>
-          </w:p>
-        </w:tc>
-        <w:tc>
-          <w:tcPr>
-            <w:tcW w:w="2254" w:type="dxa"/>
-          </w:tcPr>
-          <w:p>
-            <w:pPr>
-              <w:rPr>
-                <w:sz w:val="28"/>
-                <w:szCs w:val="28"/>
-              </w:rPr>
-            </w:pPr>
-          </w:p>
-        </w:tc>
-        <w:tc>
-          <w:tcPr>
-            <w:tcW w:w="2254" w:type="dxa"/>
-          </w:tcPr>
-          <w:p>
-            <w:pPr>
-              <w:rPr>
-                <w:sz w:val="28"/>
-                <w:szCs w:val="28"/>
-              </w:rPr>
-            </w:pPr>
+        <w:trPr>
+          <w:jc w:val="center"/>
+        </w:trPr>
+        <w:tc>
+          <w:tcPr>
+            <w:tcW w:w="1436" w:type="dxa"/>
+          </w:tcPr>
+          <w:p>
+            <w:pPr>
+              <w:rPr>
+                <w:sz w:val="28"/>
+                <w:szCs w:val="28"/>
+              </w:rPr>
+            </w:pPr>
+            <w:r>
+              <w:rPr>
+                <w:sz w:val="28"/>
+                <w:szCs w:val="28"/>
+              </w:rPr>
+              <w:t>4.</w:t>
+            </w:r>
+          </w:p>
+        </w:tc>
+        <w:tc>
+          <w:tcPr>
+            <w:tcW w:w="2142" w:type="dxa"/>
+            <w:vAlign w:val="center"/>
+          </w:tcPr>
+          <w:p>
+            <w:pPr>
+              <w:jc w:val="center"/>
+              <w:rPr>
+                <w:sz w:val="28"/>
+                <w:szCs w:val="28"/>
+              </w:rPr>
+            </w:pPr>
+            <w:r>
+              <w:rPr>
+                <w:sz w:val="28"/>
+                <w:szCs w:val="28"/>
+              </w:rPr>
+              <w:t>0.0479s</w:t>
+            </w:r>
+          </w:p>
+        </w:tc>
+        <w:tc>
+          <w:tcPr>
+            <w:tcW w:w="2284" w:type="dxa"/>
+            <w:shd w:val="clear" w:color="auto" w:fill="D9F2D0" w:themeFill="accent6" w:themeFillTint="33"/>
+            <w:vAlign w:val="center"/>
+          </w:tcPr>
+          <w:p>
+            <w:pPr>
+              <w:jc w:val="center"/>
+              <w:rPr>
+                <w:sz w:val="28"/>
+                <w:szCs w:val="28"/>
+              </w:rPr>
+            </w:pPr>
+            <w:r>
+              <w:rPr>
+                <w:sz w:val="28"/>
+                <w:szCs w:val="28"/>
+              </w:rPr>
+              <w:t>0.593s</w:t>
+            </w:r>
+          </w:p>
+        </w:tc>
+        <w:tc>
+          <w:tcPr>
+            <w:tcW w:w="2434" w:type="dxa"/>
+            <w:vAlign w:val="center"/>
+          </w:tcPr>
+          <w:p>
+            <w:pPr>
+              <w:jc w:val="center"/>
+              <w:rPr>
+                <w:sz w:val="28"/>
+                <w:szCs w:val="28"/>
+              </w:rPr>
+            </w:pPr>
+            <w:r>
+              <w:rPr>
+                <w:sz w:val="28"/>
+                <w:szCs w:val="28"/>
+              </w:rPr>
+              <w:t>2.979s</w:t>
+            </w:r>
+          </w:p>
+        </w:tc>
+      </w:tr>
+      <w:tr>
+        <w:trPr>
+          <w:jc w:val="center"/>
+        </w:trPr>
+        <w:tc>
+          <w:tcPr>
+            <w:tcW w:w="1436" w:type="dxa"/>
+          </w:tcPr>
+          <w:p>
+            <w:pPr>
+              <w:rPr>
+                <w:sz w:val="28"/>
+                <w:szCs w:val="28"/>
+              </w:rPr>
+            </w:pPr>
+            <w:r>
+              <w:rPr>
+                <w:sz w:val="28"/>
+                <w:szCs w:val="28"/>
+              </w:rPr>
+              <w:t>5.</w:t>
+            </w:r>
+          </w:p>
+        </w:tc>
+        <w:tc>
+          <w:tcPr>
+            <w:tcW w:w="2142" w:type="dxa"/>
+            <w:vAlign w:val="center"/>
+          </w:tcPr>
+          <w:p>
+            <w:pPr>
+              <w:jc w:val="center"/>
+              <w:rPr>
+                <w:sz w:val="28"/>
+                <w:szCs w:val="28"/>
+              </w:rPr>
+            </w:pPr>
+            <w:r>
+              <w:rPr>
+                <w:sz w:val="28"/>
+                <w:szCs w:val="28"/>
+              </w:rPr>
+              <w:t>0.0498s</w:t>
+            </w:r>
+          </w:p>
+        </w:tc>
+        <w:tc>
+          <w:tcPr>
+            <w:tcW w:w="2284" w:type="dxa"/>
+            <w:vAlign w:val="center"/>
+          </w:tcPr>
+          <w:p>
+            <w:pPr>
+              <w:jc w:val="center"/>
+              <w:rPr>
+                <w:sz w:val="28"/>
+                <w:szCs w:val="28"/>
+              </w:rPr>
+            </w:pPr>
+            <w:r>
+              <w:rPr>
+                <w:sz w:val="28"/>
+                <w:szCs w:val="28"/>
+              </w:rPr>
+              <w:t>0.640s</w:t>
+            </w:r>
+          </w:p>
+        </w:tc>
+        <w:tc>
+          <w:tcPr>
+            <w:tcW w:w="2434" w:type="dxa"/>
+            <w:vAlign w:val="center"/>
+          </w:tcPr>
+          <w:p>
+            <w:pPr>
+              <w:jc w:val="center"/>
+              <w:rPr>
+                <w:sz w:val="28"/>
+                <w:szCs w:val="28"/>
+              </w:rPr>
+            </w:pPr>
+            <w:r>
+              <w:rPr>
+                <w:sz w:val="28"/>
+                <w:szCs w:val="28"/>
+              </w:rPr>
+              <w:t>2.966s</w:t>
+            </w:r>
+          </w:p>
+        </w:tc>
+      </w:tr>
+      <w:tr>
+        <w:trPr>
+          <w:trHeight w:val="170"/>
+          <w:jc w:val="center"/>
+        </w:trPr>
+        <w:tc>
+          <w:tcPr>
+            <w:tcW w:w="8296" w:type="dxa"/>
+            <w:gridSpan w:val="4"/>
+            <w:shd w:val="clear" w:color="auto" w:fill="F2F2F2" w:themeFill="background1" w:themeFillShade="F2"/>
+          </w:tcPr>
+          <w:p>
+            <w:pPr>
+              <w:jc w:val="center"/>
+              <w:rPr>
+                <w:sz w:val="28"/>
+                <w:szCs w:val="28"/>
+              </w:rPr>
+            </w:pPr>
+          </w:p>
+        </w:tc>
+      </w:tr>
+      <w:tr>
+        <w:trPr>
+          <w:jc w:val="center"/>
+        </w:trPr>
+        <w:tc>
+          <w:tcPr>
+            <w:tcW w:w="1436" w:type="dxa"/>
+          </w:tcPr>
+          <w:p>
+            <w:pPr>
+              <w:rPr>
+                <w:sz w:val="28"/>
+                <w:szCs w:val="28"/>
+              </w:rPr>
+            </w:pPr>
+            <w:proofErr w:type="spellStart"/>
+            <w:r>
+              <w:rPr>
+                <w:sz w:val="28"/>
+                <w:szCs w:val="28"/>
+              </w:rPr>
+              <w:t>Vidurkis</w:t>
+            </w:r>
+            <w:proofErr w:type="spellEnd"/>
+            <w:r>
+              <w:rPr>
+                <w:sz w:val="28"/>
+                <w:szCs w:val="28"/>
+              </w:rPr>
+              <w:t>:</w:t>
+            </w:r>
+          </w:p>
+        </w:tc>
+        <w:tc>
+          <w:tcPr>
+            <w:tcW w:w="2142" w:type="dxa"/>
+            <w:vAlign w:val="center"/>
+          </w:tcPr>
+          <w:p>
+            <w:pPr>
+              <w:jc w:val="center"/>
+              <w:rPr>
+                <w:sz w:val="28"/>
+                <w:szCs w:val="28"/>
+              </w:rPr>
+            </w:pPr>
+            <w:r>
+              <w:rPr>
+                <w:sz w:val="28"/>
+                <w:szCs w:val="28"/>
+              </w:rPr>
+              <w:t>0.04844</w:t>
+            </w:r>
+            <w:r>
+              <w:rPr>
+                <w:sz w:val="28"/>
+                <w:szCs w:val="28"/>
+              </w:rPr>
+              <w:t>s</w:t>
+            </w:r>
+          </w:p>
+        </w:tc>
+        <w:tc>
+          <w:tcPr>
+            <w:tcW w:w="2284" w:type="dxa"/>
+            <w:vAlign w:val="center"/>
+          </w:tcPr>
+          <w:p>
+            <w:pPr>
+              <w:jc w:val="center"/>
+              <w:rPr>
+                <w:sz w:val="28"/>
+                <w:szCs w:val="28"/>
+              </w:rPr>
+            </w:pPr>
+            <w:r>
+              <w:rPr>
+                <w:sz w:val="28"/>
+                <w:szCs w:val="28"/>
+              </w:rPr>
+              <w:t>0.623</w:t>
+            </w:r>
+            <w:r>
+              <w:rPr>
+                <w:sz w:val="28"/>
+                <w:szCs w:val="28"/>
+              </w:rPr>
+              <w:t>s</w:t>
+            </w:r>
+          </w:p>
+        </w:tc>
+        <w:tc>
+          <w:tcPr>
+            <w:tcW w:w="2434" w:type="dxa"/>
+            <w:vAlign w:val="center"/>
+          </w:tcPr>
+          <w:p>
+            <w:pPr>
+              <w:jc w:val="center"/>
+              <w:rPr>
+                <w:sz w:val="28"/>
+                <w:szCs w:val="28"/>
+              </w:rPr>
+            </w:pPr>
+            <w:r>
+              <w:rPr>
+                <w:sz w:val="28"/>
+                <w:szCs w:val="28"/>
+              </w:rPr>
+              <w:t>2.9574</w:t>
+            </w:r>
+            <w:r>
+              <w:rPr>
+                <w:sz w:val="28"/>
+                <w:szCs w:val="28"/>
+              </w:rPr>
+              <w:t>s</w:t>
+            </w:r>
           </w:p>
         </w:tc>
       </w:tr>
     </w:tbl>
+    <w:p>
+      <w:pPr>
+        <w:ind w:left="360"/>
+        <w:rPr>
+          <w:sz w:val="28"/>
+          <w:szCs w:val="28"/>
+        </w:rPr>
+      </w:pPr>
+    </w:p>
+    <w:p>
+      <w:pPr>
+        <w:ind w:left="360"/>
+        <w:rPr>
+          <w:sz w:val="28"/>
+          <w:szCs w:val="28"/>
+        </w:rPr>
+      </w:pPr>
+    </w:p>
+    <w:p>
+      <w:pPr>
+        <w:ind w:left="360"/>
+        <w:rPr>
+          <w:sz w:val="28"/>
+          <w:szCs w:val="28"/>
+        </w:rPr>
+      </w:pPr>
+    </w:p>
+    <w:p>
+      <w:pPr>
+        <w:ind w:left="360"/>
+        <w:jc w:val="right"/>
+        <w:rPr>
+          <w:sz w:val="24"/>
+          <w:szCs w:val="24"/>
+        </w:rPr>
+      </w:pPr>
+      <w:r>
+        <w:rPr>
+          <w:sz w:val="24"/>
+          <w:szCs w:val="24"/>
+        </w:rPr>
+        <w:t>Aistis Verikas</w:t>
+      </w:r>
+    </w:p>
     <w:p>
       <w:pPr>
         <w:ind w:left="360"/>
@@ -492,6 +1060,92 @@
     </w:lvl>
   </w:abstractNum>
   <w:abstractNum w:abstractNumId="1" w15:restartNumberingAfterBreak="0">
+    <w:nsid w:val="2AB81E76"/>
+    <w:multiLevelType w:val="hybridMultilevel"/>
+    <w:tmpl w:val="AE1045FA"/>
+    <w:lvl w:ilvl="0" w:tplc="0809000F">
+      <w:start w:val="1"/>
+      <w:numFmt w:val="decimal"/>
+      <w:lvlText w:val="%1."/>
+      <w:lvlJc w:val="left"/>
+      <w:pPr>
+        <w:ind w:left="1440" w:hanging="360"/>
+      </w:pPr>
+    </w:lvl>
+    <w:lvl w:ilvl="1" w:tplc="08090019" w:tentative="1">
+      <w:start w:val="1"/>
+      <w:numFmt w:val="lowerLetter"/>
+      <w:lvlText w:val="%2."/>
+      <w:lvlJc w:val="left"/>
+      <w:pPr>
+        <w:ind w:left="2160" w:hanging="360"/>
+      </w:pPr>
+    </w:lvl>
+    <w:lvl w:ilvl="2" w:tplc="0809001B" w:tentative="1">
+      <w:start w:val="1"/>
+      <w:numFmt w:val="lowerRoman"/>
+      <w:lvlText w:val="%3."/>
+      <w:lvlJc w:val="right"/>
+      <w:pPr>
+        <w:ind w:left="2880" w:hanging="180"/>
+      </w:pPr>
+    </w:lvl>
+    <w:lvl w:ilvl="3" w:tplc="0809000F" w:tentative="1">
+      <w:start w:val="1"/>
+      <w:numFmt w:val="decimal"/>
+      <w:lvlText w:val="%4."/>
+      <w:lvlJc w:val="left"/>
+      <w:pPr>
+        <w:ind w:left="3600" w:hanging="360"/>
+      </w:pPr>
+    </w:lvl>
+    <w:lvl w:ilvl="4" w:tplc="08090019" w:tentative="1">
+      <w:start w:val="1"/>
+      <w:numFmt w:val="lowerLetter"/>
+      <w:lvlText w:val="%5."/>
+      <w:lvlJc w:val="left"/>
+      <w:pPr>
+        <w:ind w:left="4320" w:hanging="360"/>
+      </w:pPr>
+    </w:lvl>
+    <w:lvl w:ilvl="5" w:tplc="0809001B" w:tentative="1">
+      <w:start w:val="1"/>
+      <w:numFmt w:val="lowerRoman"/>
+      <w:lvlText w:val="%6."/>
+      <w:lvlJc w:val="right"/>
+      <w:pPr>
+        <w:ind w:left="5040" w:hanging="180"/>
+      </w:pPr>
+    </w:lvl>
+    <w:lvl w:ilvl="6" w:tplc="0809000F" w:tentative="1">
+      <w:start w:val="1"/>
+      <w:numFmt w:val="decimal"/>
+      <w:lvlText w:val="%7."/>
+      <w:lvlJc w:val="left"/>
+      <w:pPr>
+        <w:ind w:left="5760" w:hanging="360"/>
+      </w:pPr>
+    </w:lvl>
+    <w:lvl w:ilvl="7" w:tplc="08090019" w:tentative="1">
+      <w:start w:val="1"/>
+      <w:numFmt w:val="lowerLetter"/>
+      <w:lvlText w:val="%8."/>
+      <w:lvlJc w:val="left"/>
+      <w:pPr>
+        <w:ind w:left="6480" w:hanging="360"/>
+      </w:pPr>
+    </w:lvl>
+    <w:lvl w:ilvl="8" w:tplc="0809001B" w:tentative="1">
+      <w:start w:val="1"/>
+      <w:numFmt w:val="lowerRoman"/>
+      <w:lvlText w:val="%9."/>
+      <w:lvlJc w:val="right"/>
+      <w:pPr>
+        <w:ind w:left="7200" w:hanging="180"/>
+      </w:pPr>
+    </w:lvl>
+  </w:abstractNum>
+  <w:abstractNum w:abstractNumId="2" w15:restartNumberingAfterBreak="0">
     <w:nsid w:val="5DE72220"/>
     <w:multiLevelType w:val="hybridMultilevel"/>
     <w:tmpl w:val="C73E23A0"/>
@@ -608,6 +1262,9 @@
     <w:abstractNumId w:val="0"/>
   </w:num>
   <w:num w:numId="2" w16cid:durableId="253756254">
+    <w:abstractNumId w:val="2"/>
+  </w:num>
+  <w:num w:numId="3" w16cid:durableId="344095683">
     <w:abstractNumId w:val="1"/>
   </w:num>
 </w:numbering>
